--- a/docassemble/AKA2JBranding/data/templates/appeal_response_content.docx
+++ b/docassemble/AKA2JBranding/data/templates/appeal_response_content.docx
@@ -809,21 +809,7 @@
         <w:rPr>
           <w:color w:val="FF0000"/>
         </w:rPr>
-        <w:t xml:space="preserve"> if </w:t>
-      </w:r>
-      <w:proofErr w:type="spellStart"/>
-      <w:r>
-        <w:rPr>
-          <w:color w:val="FF0000"/>
-        </w:rPr>
-        <w:t>respond_to_appeal</w:t>
-      </w:r>
-      <w:proofErr w:type="spellEnd"/>
-      <w:r>
-        <w:rPr>
-          <w:color w:val="FF0000"/>
-        </w:rPr>
-        <w:t xml:space="preserve"> == 'agree' %}</w:t>
+        <w:t xml:space="preserve"> if respond_to_appeal == 'agree' %}</w:t>
       </w:r>
     </w:p>
     <w:p>
@@ -2308,7 +2294,7 @@
         <w:fldChar w:fldCharType="begin"/>
       </w:r>
       <w:r>
-        <w:instrText xml:space="preserve"> HYPERLINK "https://courts.alaska.gov/shc/appeals/docs/SHS_AP_1000.pdf" </w:instrText>
+        <w:instrText>HYPERLINK "https://ak-courts.info/shsap1000"</w:instrText>
       </w:r>
       <w:r>
         <w:fldChar w:fldCharType="separate"/>
@@ -2337,80 +2323,54 @@
             <w:rStyle w:val="Hyperlink"/>
             <w:spacing w:val="0"/>
           </w:rPr>
-          <w:t>courts.alaska.gov/</w:t>
+          <w:t>ak-courts.info/shsap1000</w:t>
         </w:r>
-        <w:proofErr w:type="spellStart"/>
+      </w:hyperlink>
+    </w:p>
+    <w:bookmarkEnd w:id="0"/>
+    <w:p>
+      <w:pPr>
+        <w:pStyle w:val="Body"/>
+      </w:pPr>
+      <w:r>
+        <w:fldChar w:fldCharType="begin"/>
+      </w:r>
+      <w:r>
+        <w:instrText xml:space="preserve"> HYPERLINK "https://ak-courts.info/appeals" </w:instrText>
+      </w:r>
+      <w:r>
+        <w:fldChar w:fldCharType="separate"/>
+      </w:r>
+      <w:r>
+        <w:rPr>
+          <w:rStyle w:val="Hyperlink"/>
+          <w:spacing w:val="0"/>
+        </w:rPr>
+        <w:t>Alaska Court system Appeals webpage</w:t>
+      </w:r>
+      <w:r>
+        <w:fldChar w:fldCharType="end"/>
+      </w:r>
+      <w:r>
+        <w:br/>
+      </w:r>
+      <w:hyperlink r:id="rId16" w:history="1">
         <w:r>
           <w:rPr>
             <w:rStyle w:val="Hyperlink"/>
             <w:spacing w:val="0"/>
           </w:rPr>
-          <w:t>shc</w:t>
-        </w:r>
-        <w:proofErr w:type="spellEnd"/>
-        <w:r>
-          <w:rPr>
-            <w:rStyle w:val="Hyperlink"/>
-            <w:spacing w:val="0"/>
-          </w:rPr>
-          <w:t>/appeals/docs/SHS_AP_1000.pdf</w:t>
+          <w:t>ak-courts.info/appeals</w:t>
         </w:r>
       </w:hyperlink>
     </w:p>
-    <w:bookmarkEnd w:id="0"/>
-    <w:p>
-      <w:pPr>
-        <w:pStyle w:val="Body"/>
-      </w:pPr>
-      <w:r>
-        <w:fldChar w:fldCharType="begin"/>
-      </w:r>
-      <w:r>
-        <w:instrText xml:space="preserve"> HYPERLINK "https://ak-courts.info/appeals" </w:instrText>
-      </w:r>
-      <w:r>
-        <w:fldChar w:fldCharType="separate"/>
-      </w:r>
-      <w:r>
-        <w:rPr>
-          <w:rStyle w:val="Hyperlink"/>
-          <w:spacing w:val="0"/>
-        </w:rPr>
-        <w:t>Alaska Court system Appeals webpage</w:t>
-      </w:r>
-      <w:r>
-        <w:fldChar w:fldCharType="end"/>
-      </w:r>
-      <w:r>
-        <w:br/>
-      </w:r>
-      <w:r>
-        <w:fldChar w:fldCharType="begin"/>
-      </w:r>
-      <w:r>
-        <w:instrText xml:space="preserve"> HYPERLINK "https://ak-courts.info/appeals" </w:instrText>
-      </w:r>
-      <w:r>
-        <w:fldChar w:fldCharType="separate"/>
-      </w:r>
-      <w:r>
-        <w:rPr>
-          <w:rStyle w:val="Hyperlink"/>
-          <w:spacing w:val="0"/>
-        </w:rPr>
-        <w:t>ak-courts.info/appeals</w:t>
-      </w:r>
-      <w:r>
-        <w:fldChar w:fldCharType="end"/>
-      </w:r>
-    </w:p>
     <w:sectPr>
-      <w:headerReference w:type="even" r:id="rId16"/>
-      <w:headerReference w:type="default" r:id="rId17"/>
-      <w:footerReference w:type="even" r:id="rId18"/>
-      <w:footerReference w:type="default" r:id="rId19"/>
-      <w:headerReference w:type="first" r:id="rId20"/>
-      <w:footerReference w:type="first" r:id="rId21"/>
+      <w:headerReference w:type="even" r:id="rId17"/>
+      <w:headerReference w:type="default" r:id="rId18"/>
+      <w:footerReference w:type="even" r:id="rId19"/>
+      <w:footerReference w:type="default" r:id="rId20"/>
+      <w:headerReference w:type="first" r:id="rId21"/>
+      <w:footerReference w:type="first" r:id="rId22"/>
       <w:pgSz w:w="12240" w:h="15840"/>
       <w:pgMar w:top="1440" w:right="1440" w:bottom="1440" w:left="1440" w:header="720" w:footer="720" w:gutter="0"/>
       <w:cols w:space="720"/>
@@ -4954,6 +4914,7 @@
   <w:style w:type="character" w:default="1" w:styleId="DefaultParagraphFont">
     <w:name w:val="Default Paragraph Font"/>
     <w:uiPriority w:val="1"/>
+    <w:semiHidden/>
     <w:unhideWhenUsed/>
   </w:style>
   <w:style w:type="table" w:default="1" w:styleId="TableNormal">

--- a/docassemble/AKA2JBranding/data/templates/appeal_response_content.docx
+++ b/docassemble/AKA2JBranding/data/templates/appeal_response_content.docx
@@ -427,6 +427,12 @@
             <w:rStyle w:val="Hyperlink"/>
           </w:rPr>
           <w:t>to</w:t>
+        </w:r>
+        <w:r>
+          <w:rPr>
+            <w:rStyle w:val="Hyperlink"/>
+          </w:rPr>
+          <w:t xml:space="preserve"> a</w:t>
         </w:r>
         <w:r>
           <w:rPr>
@@ -2260,7 +2266,23 @@
             <w:bCs/>
             <w:spacing w:val="0"/>
           </w:rPr>
-          <w:t>Talk to a Lawyer</w:t>
+          <w:t xml:space="preserve">Talk to a </w:t>
+        </w:r>
+        <w:r>
+          <w:rPr>
+            <w:rStyle w:val="Hyperlink"/>
+            <w:bCs/>
+            <w:spacing w:val="0"/>
+          </w:rPr>
+          <w:t>l</w:t>
+        </w:r>
+        <w:r>
+          <w:rPr>
+            <w:rStyle w:val="Hyperlink"/>
+            <w:bCs/>
+            <w:spacing w:val="0"/>
+          </w:rPr>
+          <w:t>awyer</w:t>
         </w:r>
       </w:hyperlink>
       <w:r>
